--- a/reports/Indian_Pharma_Counterparty_Credit_Report.docx
+++ b/reports/Indian_Pharma_Counterparty_Credit_Report.docx
@@ -2066,7 +2066,7 @@
                 <w:color w:val="000000"/>
                 <w:sz w:val="16"/>
               </w:rPr>
-              <w:t>Mankind, Alkem, Abbott India, JB Chemicals, Ipca, Ajanta</w:t>
+              <w:t>Mankind, Alkem, Abbott India, Ipca, Ajanta</w:t>
             </w:r>
           </w:p>
         </w:tc>
